--- a/mon/toan/khbd/lop10/KHBD_TOAN10_HDTN_MangXaHoi_T53-54.docx
+++ b/mon/toan/khbd/lop10/KHBD_TOAN10_HDTN_MangXaHoi_T53-54.docx
@@ -1558,7 +1558,7 @@
                 <w:rFonts w:ascii="Times New Roman" w:hAnsi="Times New Roman" w:eastAsia="Times New Roman" w:cs="Times New Roman"/>
                 <w:sz w:val="24"/>
               </w:rPr>
-              <w:t>5</w:t>
+              <w:t>7</w:t>
             </w:r>
           </w:p>
         </w:tc>
@@ -1714,7 +1714,7 @@
                 <w:rFonts w:ascii="Times New Roman" w:hAnsi="Times New Roman" w:eastAsia="Times New Roman" w:cs="Times New Roman"/>
                 <w:sz w:val="24"/>
               </w:rPr>
-              <w:t>15</w:t>
+              <w:t>13</w:t>
             </w:r>
           </w:p>
         </w:tc>
@@ -1969,7 +1969,7 @@
           <w:b/>
           <w:sz w:val="24"/>
         </w:rPr>
-        <w:t>1. Hoạt động 1: Mở đầu (5 phút)</w:t>
+        <w:t>1. Hoạt động 1: Mở đầu (7 phút)</w:t>
       </w:r>
     </w:p>
     <w:p>
@@ -2019,6 +2019,67 @@
           <w:b/>
           <w:sz w:val="24"/>
         </w:rPr>
+        <w:t>Video mở đầu</w:t>
+      </w:r>
+      <w:r>
+        <w:rPr>
+          <w:rFonts w:ascii="Times New Roman" w:hAnsi="Times New Roman" w:eastAsia="Times New Roman" w:cs="Times New Roman"/>
+          <w:sz w:val="24"/>
+        </w:rPr>
+        <w:t xml:space="preserve"> (1 phút 01 giây; ảnh thật, lồng tiếng và phụ đề tiếng Việt – phù hợp cả lớp có HS khiếm thính): https://trangtu66.github.io/Taode_thi_online/mon/toan/video/lop10/VIDEO_MoDau_TOAN10_HDTN_MangXaHoi.mp4. GV chiếu đầu tiết (bản Full HD trên máy: thư mục KHBD_TOAN10); HS quét mã QR để xem lại. Video chỉ nêu tình huống, câu hỏi – không nói đáp án.</w:t>
+      </w:r>
+    </w:p>
+    <w:p>
+      <w:pPr>
+        <w:spacing w:before="40" w:after="80" w:line="264" w:lineRule="auto"/>
+        <w:jc w:val="center"/>
+      </w:pPr>
+      <w:r>
+        <w:drawing>
+          <wp:inline xmlns:a="http://schemas.openxmlformats.org/drawingml/2006/main" xmlns:pic="http://schemas.openxmlformats.org/drawingml/2006/picture">
+            <wp:extent cx="936000" cy="936000"/>
+            <wp:docPr id="2" name="Picture 2"/>
+            <wp:cNvGraphicFramePr>
+              <a:graphicFrameLocks noChangeAspect="1"/>
+            </wp:cNvGraphicFramePr>
+            <a:graphic>
+              <a:graphicData uri="http://schemas.openxmlformats.org/drawingml/2006/picture">
+                <pic:pic>
+                  <pic:nvPicPr>
+                    <pic:cNvPr id="0" name="QR_VideoMoDau_hdtn_mxh.png"/>
+                    <pic:cNvPicPr/>
+                  </pic:nvPicPr>
+                  <pic:blipFill>
+                    <a:blip r:embed="rId12"/>
+                    <a:stretch>
+                      <a:fillRect/>
+                    </a:stretch>
+                  </pic:blipFill>
+                  <pic:spPr>
+                    <a:xfrm>
+                      <a:off x="0" y="0"/>
+                      <a:ext cx="936000" cy="936000"/>
+                    </a:xfrm>
+                    <a:prstGeom prst="rect"/>
+                  </pic:spPr>
+                </pic:pic>
+              </a:graphicData>
+            </a:graphic>
+          </wp:inline>
+        </w:drawing>
+      </w:r>
+    </w:p>
+    <w:p>
+      <w:pPr>
+        <w:spacing w:before="0" w:after="60" w:line="264" w:lineRule="auto"/>
+        <w:jc w:val="both"/>
+      </w:pPr>
+      <w:r>
+        <w:rPr>
+          <w:rFonts w:ascii="Times New Roman" w:hAnsi="Times New Roman" w:eastAsia="Times New Roman" w:cs="Times New Roman"/>
+          <w:b/>
+          <w:sz w:val="24"/>
+        </w:rPr>
         <w:t>Tình huống (SGK tr.96).</w:t>
       </w:r>
       <w:r>
@@ -2113,7 +2174,7 @@
           <w:rFonts w:ascii="Times New Roman" w:hAnsi="Times New Roman" w:eastAsia="Times New Roman" w:cs="Times New Roman"/>
           <w:sz w:val="24"/>
         </w:rPr>
-        <w:t xml:space="preserve"> GV nêu tình huống, câu hỏi gợi mở.</w:t>
+        <w:t xml:space="preserve"> GV chiếu video mở đầu (1 phút 01 giây). Sau video, GV nêu tình huống, câu hỏi gợi mở.</w:t>
       </w:r>
     </w:p>
     <w:p>
@@ -2218,7 +2279,7 @@
           <w:b/>
           <w:sz w:val="24"/>
         </w:rPr>
-        <w:t>2. Hoạt động 2: Hình thành kiến thức – Trải nghiệm (40 phút)</w:t>
+        <w:t>2. Hoạt động 2: Hình thành kiến thức – Trải nghiệm (38 phút)</w:t>
       </w:r>
     </w:p>
     <w:p>
@@ -2295,7 +2356,7 @@
         <w:drawing>
           <wp:inline xmlns:a="http://schemas.openxmlformats.org/drawingml/2006/main" xmlns:pic="http://schemas.openxmlformats.org/drawingml/2006/picture">
             <wp:extent cx="3960000" cy="2382472"/>
-            <wp:docPr id="2" name="Picture 2"/>
+            <wp:docPr id="3" name="Picture 3"/>
             <wp:cNvGraphicFramePr>
               <a:graphicFrameLocks noChangeAspect="1"/>
             </wp:cNvGraphicFramePr>
@@ -2307,7 +2368,7 @@
                     <pic:cNvPicPr/>
                   </pic:nvPicPr>
                   <pic:blipFill>
-                    <a:blip r:embed="rId12"/>
+                    <a:blip r:embed="rId13"/>
                     <a:stretch>
                       <a:fillRect/>
                     </a:stretch>
@@ -3177,7 +3238,7 @@
         <w:drawing>
           <wp:inline xmlns:a="http://schemas.openxmlformats.org/drawingml/2006/main" xmlns:pic="http://schemas.openxmlformats.org/drawingml/2006/picture">
             <wp:extent cx="4680000" cy="1950000"/>
-            <wp:docPr id="3" name="Picture 3"/>
+            <wp:docPr id="4" name="Picture 4"/>
             <wp:cNvGraphicFramePr>
               <a:graphicFrameLocks noChangeAspect="1"/>
             </wp:cNvGraphicFramePr>
@@ -3189,7 +3250,7 @@
                     <pic:cNvPicPr/>
                   </pic:nvPicPr>
                   <pic:blipFill>
-                    <a:blip r:embed="rId13"/>
+                    <a:blip r:embed="rId14"/>
                     <a:stretch>
                       <a:fillRect/>
                     </a:stretch>
@@ -3434,7 +3495,7 @@
           <w:b/>
           <w:sz w:val="24"/>
         </w:rPr>
-        <w:t>2.3. Góc công nghệ thông tin (15 phút)</w:t>
+        <w:t>2.3. Góc công nghệ thông tin (13 phút)</w:t>
       </w:r>
     </w:p>
     <w:p>
@@ -4015,7 +4076,7 @@
         <w:drawing>
           <wp:inline xmlns:a="http://schemas.openxmlformats.org/drawingml/2006/main" xmlns:pic="http://schemas.openxmlformats.org/drawingml/2006/picture">
             <wp:extent cx="3600000" cy="1858477"/>
-            <wp:docPr id="4" name="Picture 4"/>
+            <wp:docPr id="5" name="Picture 5"/>
             <wp:cNvGraphicFramePr>
               <a:graphicFrameLocks noChangeAspect="1"/>
             </wp:cNvGraphicFramePr>
@@ -4027,7 +4088,7 @@
                     <pic:cNvPicPr/>
                   </pic:nvPicPr>
                   <pic:blipFill>
-                    <a:blip r:embed="rId14"/>
+                    <a:blip r:embed="rId15"/>
                     <a:stretch>
                       <a:fillRect/>
                     </a:stretch>
@@ -4055,7 +4116,7 @@
         <w:drawing>
           <wp:inline xmlns:a="http://schemas.openxmlformats.org/drawingml/2006/main" xmlns:pic="http://schemas.openxmlformats.org/drawingml/2006/picture">
             <wp:extent cx="3600000" cy="1885888"/>
-            <wp:docPr id="5" name="Picture 5"/>
+            <wp:docPr id="6" name="Picture 6"/>
             <wp:cNvGraphicFramePr>
               <a:graphicFrameLocks noChangeAspect="1"/>
             </wp:cNvGraphicFramePr>
@@ -4067,7 +4128,7 @@
                     <pic:cNvPicPr/>
                   </pic:nvPicPr>
                   <pic:blipFill>
-                    <a:blip r:embed="rId15"/>
+                    <a:blip r:embed="rId16"/>
                     <a:stretch>
                       <a:fillRect/>
                     </a:stretch>
@@ -4095,7 +4156,7 @@
         <w:drawing>
           <wp:inline xmlns:a="http://schemas.openxmlformats.org/drawingml/2006/main" xmlns:pic="http://schemas.openxmlformats.org/drawingml/2006/picture">
             <wp:extent cx="3600000" cy="1646441"/>
-            <wp:docPr id="6" name="Picture 6"/>
+            <wp:docPr id="7" name="Picture 7"/>
             <wp:cNvGraphicFramePr>
               <a:graphicFrameLocks noChangeAspect="1"/>
             </wp:cNvGraphicFramePr>
@@ -4107,7 +4168,7 @@
                     <pic:cNvPicPr/>
                   </pic:nvPicPr>
                   <pic:blipFill>
-                    <a:blip r:embed="rId16"/>
+                    <a:blip r:embed="rId17"/>
                     <a:stretch>
                       <a:fillRect/>
                     </a:stretch>
@@ -4156,7 +4217,7 @@
         <w:drawing>
           <wp:inline xmlns:a="http://schemas.openxmlformats.org/drawingml/2006/main" xmlns:pic="http://schemas.openxmlformats.org/drawingml/2006/picture">
             <wp:extent cx="1980000" cy="2732054"/>
-            <wp:docPr id="7" name="Picture 7"/>
+            <wp:docPr id="8" name="Picture 8"/>
             <wp:cNvGraphicFramePr>
               <a:graphicFrameLocks noChangeAspect="1"/>
             </wp:cNvGraphicFramePr>
@@ -4168,7 +4229,7 @@
                     <pic:cNvPicPr/>
                   </pic:nvPicPr>
                   <pic:blipFill>
-                    <a:blip r:embed="rId17"/>
+                    <a:blip r:embed="rId18"/>
                     <a:stretch>
                       <a:fillRect/>
                     </a:stretch>
@@ -6343,7 +6404,7 @@
         <w:drawing>
           <wp:inline xmlns:a="http://schemas.openxmlformats.org/drawingml/2006/main" xmlns:pic="http://schemas.openxmlformats.org/drawingml/2006/picture">
             <wp:extent cx="3960000" cy="1838571"/>
-            <wp:docPr id="8" name="Picture 8"/>
+            <wp:docPr id="9" name="Picture 9"/>
             <wp:cNvGraphicFramePr>
               <a:graphicFrameLocks noChangeAspect="1"/>
             </wp:cNvGraphicFramePr>
@@ -6355,7 +6416,7 @@
                     <pic:cNvPicPr/>
                   </pic:nvPicPr>
                   <pic:blipFill>
-                    <a:blip r:embed="rId18"/>
+                    <a:blip r:embed="rId19"/>
                     <a:stretch>
                       <a:fillRect/>
                     </a:stretch>
@@ -6776,7 +6837,7 @@
         <w:drawing>
           <wp:inline xmlns:a="http://schemas.openxmlformats.org/drawingml/2006/main" xmlns:pic="http://schemas.openxmlformats.org/drawingml/2006/picture">
             <wp:extent cx="6300000" cy="3537572"/>
-            <wp:docPr id="9" name="Picture 9"/>
+            <wp:docPr id="10" name="Picture 10"/>
             <wp:cNvGraphicFramePr>
               <a:graphicFrameLocks noChangeAspect="1"/>
             </wp:cNvGraphicFramePr>
@@ -6788,7 +6849,7 @@
                     <pic:cNvPicPr/>
                   </pic:nvPicPr>
                   <pic:blipFill>
-                    <a:blip r:embed="rId19"/>
+                    <a:blip r:embed="rId20"/>
                     <a:stretch>
                       <a:fillRect/>
                     </a:stretch>
@@ -6849,7 +6910,7 @@
               <w:drawing>
                 <wp:inline xmlns:a="http://schemas.openxmlformats.org/drawingml/2006/main" xmlns:pic="http://schemas.openxmlformats.org/drawingml/2006/picture">
                   <wp:extent cx="1296000" cy="1296000"/>
-                  <wp:docPr id="10" name="Picture 10"/>
+                  <wp:docPr id="11" name="Picture 11"/>
                   <wp:cNvGraphicFramePr>
                     <a:graphicFrameLocks noChangeAspect="1"/>
                   </wp:cNvGraphicFramePr>
@@ -6861,7 +6922,7 @@
                           <pic:cNvPicPr/>
                         </pic:nvPicPr>
                         <pic:blipFill>
-                          <a:blip r:embed="rId20"/>
+                          <a:blip r:embed="rId21"/>
                           <a:stretch>
                             <a:fillRect/>
                           </a:stretch>
@@ -10498,6 +10559,200 @@
         <w:t>PHỤ LỤC: PHIẾU HỌC TẬP VÀ HỌC LIỆU</w:t>
       </w:r>
     </w:p>
+    <w:p>
+      <w:pPr>
+        <w:keepNext/>
+        <w:spacing w:before="0" w:after="60" w:line="264" w:lineRule="auto"/>
+        <w:jc w:val="both"/>
+      </w:pPr>
+      <w:r>
+        <w:rPr>
+          <w:rFonts w:ascii="Times New Roman" w:hAnsi="Times New Roman" w:eastAsia="Times New Roman" w:cs="Times New Roman"/>
+          <w:b/>
+          <w:sz w:val="24"/>
+        </w:rPr>
+        <w:t>Học liệu video (đã kiểm tra đường link; GV xem trước, chỉ chiếu trích đoạn phù hợp)</w:t>
+      </w:r>
+    </w:p>
+    <w:tbl>
+      <w:tblPr>
+        <w:tblStyle w:val="TableGrid"/>
+        <w:tblW w:type="auto" w:w="0"/>
+        <w:jc w:val="center"/>
+        <w:tblLayout w:type="fixed"/>
+        <w:tblLook w:firstColumn="1" w:firstRow="1" w:lastColumn="0" w:lastRow="0" w:noHBand="0" w:noVBand="1" w:val="04A0"/>
+      </w:tblPr>
+      <w:tblGrid>
+        <w:gridCol w:w="2551"/>
+        <w:gridCol w:w="2551"/>
+        <w:gridCol w:w="2551"/>
+        <w:gridCol w:w="2551"/>
+      </w:tblGrid>
+      <w:tr>
+        <w:tc>
+          <w:tcPr>
+            <w:tcW w:type="dxa" w:w="3061"/>
+            <w:shd w:val="clear" w:color="auto" w:fill="DCE6F2"/>
+            <w:vAlign w:val="center"/>
+          </w:tcPr>
+          <w:p>
+            <w:pPr>
+              <w:spacing w:before="0" w:after="20" w:line="264" w:lineRule="auto"/>
+              <w:jc w:val="center"/>
+            </w:pPr>
+            <w:r>
+              <w:rPr>
+                <w:rFonts w:ascii="Times New Roman" w:hAnsi="Times New Roman" w:eastAsia="Times New Roman" w:cs="Times New Roman"/>
+                <w:b/>
+                <w:sz w:val="24"/>
+              </w:rPr>
+              <w:t>Video</w:t>
+            </w:r>
+          </w:p>
+        </w:tc>
+        <w:tc>
+          <w:tcPr>
+            <w:tcW w:type="dxa" w:w="2041"/>
+            <w:shd w:val="clear" w:color="auto" w:fill="DCE6F2"/>
+            <w:vAlign w:val="center"/>
+          </w:tcPr>
+          <w:p>
+            <w:pPr>
+              <w:spacing w:before="0" w:after="20" w:line="264" w:lineRule="auto"/>
+              <w:jc w:val="center"/>
+            </w:pPr>
+            <w:r>
+              <w:rPr>
+                <w:rFonts w:ascii="Times New Roman" w:hAnsi="Times New Roman" w:eastAsia="Times New Roman" w:cs="Times New Roman"/>
+                <w:b/>
+                <w:sz w:val="24"/>
+              </w:rPr>
+              <w:t>Kênh</w:t>
+            </w:r>
+          </w:p>
+        </w:tc>
+        <w:tc>
+          <w:tcPr>
+            <w:tcW w:type="dxa" w:w="3061"/>
+            <w:shd w:val="clear" w:color="auto" w:fill="DCE6F2"/>
+            <w:vAlign w:val="center"/>
+          </w:tcPr>
+          <w:p>
+            <w:pPr>
+              <w:spacing w:before="0" w:after="20" w:line="264" w:lineRule="auto"/>
+              <w:jc w:val="center"/>
+            </w:pPr>
+            <w:r>
+              <w:rPr>
+                <w:rFonts w:ascii="Times New Roman" w:hAnsi="Times New Roman" w:eastAsia="Times New Roman" w:cs="Times New Roman"/>
+                <w:b/>
+                <w:sz w:val="24"/>
+              </w:rPr>
+              <w:t>Đường link</w:t>
+            </w:r>
+          </w:p>
+        </w:tc>
+        <w:tc>
+          <w:tcPr>
+            <w:tcW w:type="dxa" w:w="2041"/>
+            <w:shd w:val="clear" w:color="auto" w:fill="DCE6F2"/>
+            <w:vAlign w:val="center"/>
+          </w:tcPr>
+          <w:p>
+            <w:pPr>
+              <w:spacing w:before="0" w:after="20" w:line="264" w:lineRule="auto"/>
+              <w:jc w:val="center"/>
+            </w:pPr>
+            <w:r>
+              <w:rPr>
+                <w:rFonts w:ascii="Times New Roman" w:hAnsi="Times New Roman" w:eastAsia="Times New Roman" w:cs="Times New Roman"/>
+                <w:b/>
+                <w:sz w:val="24"/>
+              </w:rPr>
+              <w:t>Dùng ở</w:t>
+            </w:r>
+          </w:p>
+        </w:tc>
+      </w:tr>
+      <w:tr>
+        <w:tc>
+          <w:tcPr>
+            <w:tcW w:type="dxa" w:w="3061"/>
+            <w:vAlign w:val="center"/>
+          </w:tcPr>
+          <w:p>
+            <w:pPr>
+              <w:spacing w:before="0" w:after="20" w:line="264" w:lineRule="auto"/>
+              <w:jc w:val="left"/>
+            </w:pPr>
+            <w:r>
+              <w:rPr>
+                <w:rFonts w:ascii="Times New Roman" w:hAnsi="Times New Roman" w:eastAsia="Times New Roman" w:cs="Times New Roman"/>
+                <w:sz w:val="24"/>
+              </w:rPr>
+              <w:t>Video mở đầu – HĐTN. Mạng xã hội – lợi và hại (GV tự dựng)</w:t>
+            </w:r>
+          </w:p>
+        </w:tc>
+        <w:tc>
+          <w:tcPr>
+            <w:tcW w:type="dxa" w:w="2041"/>
+            <w:vAlign w:val="center"/>
+          </w:tcPr>
+          <w:p>
+            <w:pPr>
+              <w:spacing w:before="0" w:after="20" w:line="264" w:lineRule="auto"/>
+              <w:jc w:val="center"/>
+            </w:pPr>
+            <w:r>
+              <w:rPr>
+                <w:rFonts w:ascii="Times New Roman" w:hAnsi="Times New Roman" w:eastAsia="Times New Roman" w:cs="Times New Roman"/>
+                <w:sz w:val="24"/>
+              </w:rPr>
+              <w:t>Taode_thi_online (ảnh Wikimedia Commons, giọng đọc tổng hợp)</w:t>
+            </w:r>
+          </w:p>
+        </w:tc>
+        <w:tc>
+          <w:tcPr>
+            <w:tcW w:type="dxa" w:w="3061"/>
+            <w:vAlign w:val="center"/>
+          </w:tcPr>
+          <w:p>
+            <w:pPr>
+              <w:spacing w:before="0" w:after="20" w:line="264" w:lineRule="auto"/>
+              <w:jc w:val="center"/>
+            </w:pPr>
+            <w:r>
+              <w:rPr>
+                <w:rFonts w:ascii="Times New Roman" w:hAnsi="Times New Roman" w:eastAsia="Times New Roman" w:cs="Times New Roman"/>
+                <w:sz w:val="24"/>
+              </w:rPr>
+              <w:t>https://trangtu66.github.io/Taode_thi_online/mon/toan/video/lop10/VIDEO_MoDau_TOAN10_HDTN_MangXaHoi.mp4</w:t>
+            </w:r>
+          </w:p>
+        </w:tc>
+        <w:tc>
+          <w:tcPr>
+            <w:tcW w:type="dxa" w:w="2041"/>
+            <w:vAlign w:val="center"/>
+          </w:tcPr>
+          <w:p>
+            <w:pPr>
+              <w:spacing w:before="0" w:after="20" w:line="264" w:lineRule="auto"/>
+              <w:jc w:val="center"/>
+            </w:pPr>
+            <w:r>
+              <w:rPr>
+                <w:rFonts w:ascii="Times New Roman" w:hAnsi="Times New Roman" w:eastAsia="Times New Roman" w:cs="Times New Roman"/>
+                <w:sz w:val="24"/>
+              </w:rPr>
+              <w:t>HĐ1 – chiếu đầu Tiết 1</w:t>
+            </w:r>
+          </w:p>
+        </w:tc>
+      </w:tr>
+    </w:tbl>
     <w:p>
       <w:pPr>
         <w:keepNext/>
